--- a/rapports/2026-06-06/EQ20/EQ20_enq1_v2/DR_053202020003/79-23-96-92.docx
+++ b/rapports/2026-06-06/EQ20/EQ20_enq1_v2/DR_053202020003/79-23-96-92.docx
@@ -297,7 +297,7 @@
           <w:color w:val="1F6FEB"/>
           <w:sz w:val="22"/>
         </w:rPr>
-        <w:t>⚠ INCOHÉRENCES À CORRIGER (192)</w:t>
+        <w:t>⚠ INCOHÉRENCES À CORRIGER (186)</w:t>
       </w:r>
     </w:p>
     <w:tbl>
@@ -3185,7 +3185,7 @@
                 <w:i w:val="0"/>
                 <w:sz w:val="17"/>
               </w:rPr>
-              <w:t>Incohérence!!! seulement les écoles privées paient les frais de scolarité (y compris les frais d'inscription).</w:t>
+              <w:t>Incohérent!! Le niveau d'instruction déclaré par l'un des enfants () au niveau de la section 1 de ABDOULAYE DIA diffère de celui donné par ABDOULAYE DIA lui-même qui affirme ne pas avoir frequenté l'école formelle.</w:t>
             </w:r>
           </w:p>
         </w:tc>
@@ -3244,7 +3244,7 @@
                 <w:color w:val="16A34A"/>
                 <w:sz w:val="16"/>
               </w:rPr>
-              <w:t>s01q32, s01q36, s01q38, s04q37_modif, s02q33, s02q34, s01q00b</w:t>
+              <w:t>—</w:t>
             </w:r>
           </w:p>
         </w:tc>
@@ -3275,7 +3275,7 @@
                 <w:i w:val="0"/>
                 <w:sz w:val="17"/>
               </w:rPr>
-              <w:t>Peu probable!!! Vu l'âge (14 ans) de ADAMA DIA ou l'année à laquelle ADAMA DIA a fréquenté l'école pour la dernière fois (.) le dernier diplome de ADAMA DIA ne peut être le Certificat d'études primaires (CEP), prière de corriger cette incohérence ou confirmer avec le QG.</w:t>
+              <w:t>Incohérent!! Le niveau d'instruction déclaré par l'un des enfants () au niveau de la section 1 de COULIBALY DIA diffère de celui donné par COULIBALY DIA lui-même qui affirme ne pas avoir frequenté l'école formelle.</w:t>
             </w:r>
           </w:p>
         </w:tc>
@@ -3365,7 +3365,7 @@
                 <w:i w:val="0"/>
                 <w:sz w:val="17"/>
               </w:rPr>
-              <w:t>Incohérent!! Le niveau d'instruction déclaré par l'un des enfants () au niveau de la section 1 de ABDOULAYE DIA diffère de celui donné par ABDOULAYE DIA lui-même qui affirme ne pas avoir frequenté l'école formelle.</w:t>
+              <w:t>Incohérent!! Le niveau d'instruction déclaré par l'un des enfants () au niveau de la section 1 de DIENABA DIA diffère de celui donné par DIENABA DIA lui-même qui affirme ne pas avoir frequenté l'école formelle.</w:t>
             </w:r>
           </w:p>
         </w:tc>
@@ -3455,7 +3455,7 @@
                 <w:i w:val="0"/>
                 <w:sz w:val="17"/>
               </w:rPr>
-              <w:t>Incohérent!! Le niveau d'instruction déclaré par l'un des enfants () au niveau de la section 1 de COULIBALY DIA diffère de celui donné par COULIBALY DIA lui-même qui affirme ne pas avoir frequenté l'école formelle.</w:t>
+              <w:t>Incohérent!! Le niveau d'instruction déclaré par l'un des enfants () au niveau de la section 1 de FATY DIALLO diffère de celui donné par FATY DIALLO lui-même qui affirme ne pas avoir frequenté l'école formelle.</w:t>
             </w:r>
           </w:p>
         </w:tc>
@@ -3545,7 +3545,7 @@
                 <w:i w:val="0"/>
                 <w:sz w:val="17"/>
               </w:rPr>
-              <w:t>Incohérent!! Le niveau d'instruction déclaré par l'un des enfants () au niveau de la section 1 de DIENABA DIA diffère de celui donné par DIENABA DIA lui-même qui affirme ne pas avoir frequenté l'école formelle.</w:t>
+              <w:t>Incohérent!! Le niveau d'instruction déclaré par l'un des enfants () au niveau de la section 1 de HABY NIANG diffère de celui donné par HABY NIANG lui-même qui affirme ne pas avoir frequenté l'école formelle.</w:t>
             </w:r>
           </w:p>
         </w:tc>
@@ -3635,7 +3635,7 @@
                 <w:i w:val="0"/>
                 <w:sz w:val="17"/>
               </w:rPr>
-              <w:t>Incohérent!! Le niveau d'instruction déclaré par l'un des enfants () au niveau de la section 1 de FATY DIALLO diffère de celui donné par FATY DIALLO lui-même qui affirme ne pas avoir frequenté l'école formelle.</w:t>
+              <w:t>Incohérent!! Le niveau d'instruction déclaré par l'un des enfants () au niveau de la section 1 de RAMATA LY diffère de celui donné par RAMATA LY lui-même qui affirme ne pas avoir frequenté l'école formelle.</w:t>
             </w:r>
           </w:p>
         </w:tc>
@@ -3725,7 +3725,7 @@
                 <w:i w:val="0"/>
                 <w:sz w:val="17"/>
               </w:rPr>
-              <w:t>Incohérent!! Le niveau d'instruction déclaré par l'un des enfants () au niveau de la section 1 de HABY NIANG diffère de celui donné par HABY NIANG lui-même qui affirme ne pas avoir frequenté l'école formelle.</w:t>
+              <w:t>Incohérent!! Le niveau d'instruction déclaré par l'un des enfants () au niveau de la section 1 de ROUGUIATOU AN diffère de celui donné par ROUGUIATOU AN lui-même qui affirme ne pas avoir frequenté l'école formelle.</w:t>
             </w:r>
           </w:p>
         </w:tc>
@@ -3784,7 +3784,7 @@
                 <w:color w:val="16A34A"/>
                 <w:sz w:val="16"/>
               </w:rPr>
-              <w:t>—</w:t>
+              <w:t>s01q32, s01q36, s01q38, s04q37_modif, s02q33, s02q34, s01q00b</w:t>
             </w:r>
           </w:p>
         </w:tc>
@@ -3815,7 +3815,7 @@
                 <w:i w:val="0"/>
                 <w:sz w:val="17"/>
               </w:rPr>
-              <w:t>Incohérent!! Le niveau d'instruction déclaré par l'un des enfants () au niveau de la section 1 de RAMATA LY diffère de celui donné par RAMATA LY lui-même qui affirme ne pas avoir frequenté l'école formelle.</w:t>
+              <w:t>Peu probable!!! Vu l'âge (14 ans) de ADAMA DIA ou l'année à laquelle ADAMA DIA a fréquenté l'école pour la dernière fois (.) le dernier diplome de ADAMA DIA ne peut être le Certificat d'études primaires (CEP), prière de corriger cette incohérence ou confirmer avec le QG.</w:t>
             </w:r>
           </w:p>
         </w:tc>
@@ -3874,7 +3874,7 @@
                 <w:color w:val="16A34A"/>
                 <w:sz w:val="16"/>
               </w:rPr>
-              <w:t>—</w:t>
+              <w:t>s01q32, s01q36, s01q38, s04q37_modif, s02q33, s02q34, s01q00b</w:t>
             </w:r>
           </w:p>
         </w:tc>
@@ -3905,7 +3905,7 @@
                 <w:i w:val="0"/>
                 <w:sz w:val="17"/>
               </w:rPr>
-              <w:t>Incohérent!! Le niveau d'instruction déclaré par l'un des enfants () au niveau de la section 1 de ROUGUIATOU AN diffère de celui donné par ROUGUIATOU AN lui-même qui affirme ne pas avoir frequenté l'école formelle.</w:t>
+              <w:t>Peu probable!!! Vu l'âge (17 ans) de MARIAMA DIA ou l'année à laquelle MARIAMA DIA a fréquenté l'école pour la dernière fois (2022) le dernier diplome de MARIAMA DIA ne peut être le Certificat d'études primaires (CEP), prière de corriger cette incohérence ou confirmer avec le QG.</w:t>
             </w:r>
           </w:p>
         </w:tc>
@@ -3938,7 +3938,7 @@
                 <w:i w:val="0"/>
                 <w:sz w:val="16"/>
               </w:rPr>
-              <w:t>S02</w:t>
+              <w:t>S04</w:t>
               <w:br/>
             </w:r>
             <w:r>
@@ -3948,7 +3948,7 @@
                 <w:color w:val="64748B"/>
                 <w:sz w:val="14"/>
               </w:rPr>
-              <w:t>Éducation</w:t>
+              <w:t>Emploi</w:t>
             </w:r>
           </w:p>
         </w:tc>
@@ -3964,7 +3964,7 @@
                 <w:color w:val="16A34A"/>
                 <w:sz w:val="16"/>
               </w:rPr>
-              <w:t>s01q32, s01q36, s01q38, s04q37_modif, s02q33, s02q34, s01q00b</w:t>
+              <w:t>s00q08, s01q35, s01q36, s01q37, s02q01__3, s02q02__3, s03q21, s04q22</w:t>
             </w:r>
           </w:p>
         </w:tc>
@@ -3995,7 +3995,7 @@
                 <w:i w:val="0"/>
                 <w:sz w:val="17"/>
               </w:rPr>
-              <w:t>Peu probable!!! Vu l'âge (17 ans) de MARIAMA DIA ou l'année à laquelle MARIAMA DIA a fréquenté l'école pour la dernière fois (2022) le dernier diplome de MARIAMA DIA ne peut être le Certificat d'études primaires (CEP), prière de corriger cette incohérence ou confirmer avec le QG.</w:t>
+              <w:t>Incoherent!!! Le secteur institutionnel de HABY NIANG est incoherent, prière de corriger ou confirmer cette information auprès du ménage.</w:t>
             </w:r>
           </w:p>
         </w:tc>
@@ -4054,7 +4054,7 @@
                 <w:color w:val="16A34A"/>
                 <w:sz w:val="16"/>
               </w:rPr>
-              <w:t>s00q08, s01q35, s01q36, s01q37, s02q01__3, s02q02__3, s03q21, s04q22</w:t>
+              <w:t>s00q14, s00q16, s00q18, s01q39, s01q42__1, s01q42__2, s02q30, s02q34</w:t>
             </w:r>
           </w:p>
         </w:tc>
@@ -4085,7 +4085,7 @@
                 <w:i w:val="0"/>
                 <w:sz w:val="17"/>
               </w:rPr>
-              <w:t>Incoherent!!! Le secteur institutionnel de HABY NIANG est incoherent, prière de corriger ou confirmer cette information auprès du ménage.</w:t>
+              <w:t>Avertissement! HABY NIANG travaille principalement dans l'agriculture ou élevage ou pêche et le secteur institutionnel déclaré semble  incohérent, prière de corriger ou confirmer avec le QG.</w:t>
             </w:r>
           </w:p>
         </w:tc>
@@ -4118,7 +4118,7 @@
                 <w:i w:val="0"/>
                 <w:sz w:val="16"/>
               </w:rPr>
-              <w:t>S04</w:t>
+              <w:t>S19</w:t>
               <w:br/>
             </w:r>
             <w:r>
@@ -4128,7 +4128,7 @@
                 <w:color w:val="64748B"/>
                 <w:sz w:val="14"/>
               </w:rPr>
-              <w:t>Emploi</w:t>
+              <w:t>Entreprises non agricoles</w:t>
             </w:r>
           </w:p>
         </w:tc>
@@ -4144,7 +4144,7 @@
                 <w:color w:val="16A34A"/>
                 <w:sz w:val="16"/>
               </w:rPr>
-              <w:t>s00q14, s00q16, s00q18, s01q39, s01q42__1, s01q42__2, s02q30, s02q34</w:t>
+              <w:t>s00q07a, s00q08, s00q10, s00q13_0, s00q15_0, s00q17_0, s00q23a, s00q23b</w:t>
             </w:r>
           </w:p>
         </w:tc>
@@ -4175,7 +4175,7 @@
                 <w:i w:val="0"/>
                 <w:sz w:val="17"/>
               </w:rPr>
-              <w:t>Avertissement! HABY NIANG travaille principalement dans l'agriculture ou élevage ou pêche et le secteur institutionnel déclaré semble  incohérent, prière de corriger ou confirmer avec le QG.</w:t>
+              <w:t>Incohérence!! Le ménage à declaré posseder Houe/daba/hilaire en 19q03 alors que la question 19q04 n'est pas renseignée, veuillez renseigner le nombre ou corriger l'incohérence.</w:t>
             </w:r>
           </w:p>
         </w:tc>
@@ -4190,10 +4190,10 @@
               <w:rPr>
                 <w:b/>
                 <w:i w:val="0"/>
-                <w:color w:val="DC2626"/>
-                <w:sz w:val="16"/>
-              </w:rPr>
-              <w:t>Haute</w:t>
+                <w:color w:val="EA580C"/>
+                <w:sz w:val="16"/>
+              </w:rPr>
+              <w:t>Moyenne</w:t>
             </w:r>
           </w:p>
         </w:tc>
@@ -4208,7 +4208,7 @@
                 <w:i w:val="0"/>
                 <w:sz w:val="16"/>
               </w:rPr>
-              <w:t>S19</w:t>
+              <w:t>S00</w:t>
               <w:br/>
             </w:r>
             <w:r>
@@ -4218,7 +4218,7 @@
                 <w:color w:val="64748B"/>
                 <w:sz w:val="14"/>
               </w:rPr>
-              <w:t>Entreprises non agricoles</w:t>
+              <w:t>Identification</w:t>
             </w:r>
           </w:p>
         </w:tc>
@@ -4234,7 +4234,7 @@
                 <w:color w:val="16A34A"/>
                 <w:sz w:val="16"/>
               </w:rPr>
-              <w:t>s00q07a, s00q08, s00q10, s00q13_0, s00q15_0, s00q17_0, s00q23a, s00q23b</w:t>
+              <w:t>—</w:t>
             </w:r>
           </w:p>
         </w:tc>
@@ -4265,7 +4265,7 @@
                 <w:i w:val="0"/>
                 <w:sz w:val="17"/>
               </w:rPr>
-              <w:t>Incohérence!! Le ménage à declaré posseder Houe/daba/hilaire en 19q03 alors que la question 19q04 n'est pas renseignée, veuillez renseigner le nombre ou corriger l'incohérence.</w:t>
+              <w:t>L'adresse ou la localisation du ménage doit être bien renseignée, ne doit pas contenir des numéros de téléphone et elle semble courte pour être une adresse.</w:t>
             </w:r>
           </w:p>
         </w:tc>
@@ -4355,7 +4355,7 @@
                 <w:i w:val="0"/>
                 <w:sz w:val="17"/>
               </w:rPr>
-              <w:t>L'adresse ou la localisation du ménage doit être bien renseignée, ne doit pas contenir des numéros de téléphone et elle semble courte pour être une adresse.</w:t>
+              <w:t>Prière de renseigner la bonne adresse.</w:t>
             </w:r>
           </w:p>
         </w:tc>
@@ -4388,7 +4388,7 @@
                 <w:i w:val="0"/>
                 <w:sz w:val="16"/>
               </w:rPr>
-              <w:t>S00</w:t>
+              <w:t>S01</w:t>
               <w:br/>
             </w:r>
             <w:r>
@@ -4398,7 +4398,7 @@
                 <w:color w:val="64748B"/>
                 <w:sz w:val="14"/>
               </w:rPr>
-              <w:t>Identification</w:t>
+              <w:t>Démographie</w:t>
             </w:r>
           </w:p>
         </w:tc>
@@ -4445,7 +4445,7 @@
                 <w:i w:val="0"/>
                 <w:sz w:val="17"/>
               </w:rPr>
-              <w:t>Prière de renseigner la bonne adresse.</w:t>
+              <w:t>Dans le cas contraire rassurez vous que c'est bien son fils/fille biologique.</w:t>
             </w:r>
           </w:p>
         </w:tc>
@@ -4535,7 +4535,7 @@
                 <w:i w:val="0"/>
                 <w:sz w:val="17"/>
               </w:rPr>
-              <w:t>Dans le cas contraire rassurez vous que c'est bien son fils/fille biologique.</w:t>
+              <w:t>Prière de verifier l'information donnée par ABDOULAYE DIA ou corriger au niveau de la section 1.</w:t>
             </w:r>
           </w:p>
         </w:tc>
@@ -4625,7 +4625,7 @@
                 <w:i w:val="0"/>
                 <w:sz w:val="17"/>
               </w:rPr>
-              <w:t>Prière de verifier l'information donnée par ABDOULAYE DIA ou corriger au niveau de la section 1.</w:t>
+              <w:t>Prière de verifier l'information donnée par BOUBACAR DIA ou corriger au niveau de la section 1.</w:t>
             </w:r>
           </w:p>
         </w:tc>
@@ -4715,7 +4715,7 @@
                 <w:i w:val="0"/>
                 <w:sz w:val="17"/>
               </w:rPr>
-              <w:t>Prière de verifier l'information donnée par BOUBACAR DIA ou corriger au niveau de la section 1.</w:t>
+              <w:t>Prière de verifier l'information donnée par HAWA DIA ou corriger au niveau de la section 1.</w:t>
             </w:r>
           </w:p>
         </w:tc>
@@ -4805,7 +4805,7 @@
                 <w:i w:val="0"/>
                 <w:sz w:val="17"/>
               </w:rPr>
-              <w:t>Prière de verifier l'information donnée par HAWA DIA ou corriger au niveau de la section 1.</w:t>
+              <w:t>Prière de verifier l'information donnée par ABSATOU DIA ou corriger au niveau de la section 1.</w:t>
             </w:r>
           </w:p>
         </w:tc>
@@ -4895,7 +4895,7 @@
                 <w:i w:val="0"/>
                 <w:sz w:val="17"/>
               </w:rPr>
-              <w:t>Prière de verifier l'information donnée par ABSATOU DIA ou corriger au niveau de la section 1.</w:t>
+              <w:t>Prière de verifier l'information donnée par ADAMA DIA ou corriger au niveau de la section 1.</w:t>
             </w:r>
           </w:p>
         </w:tc>
@@ -4985,7 +4985,7 @@
                 <w:i w:val="0"/>
                 <w:sz w:val="17"/>
               </w:rPr>
-              <w:t>Prière de verifier l'information donnée par ADAMA DIA ou corriger au niveau de la section 1.</w:t>
+              <w:t>Prière de verifier l'information donnée par IDRISSA DIA ou corriger au niveau de la section 1.</w:t>
             </w:r>
           </w:p>
         </w:tc>
@@ -5075,7 +5075,7 @@
                 <w:i w:val="0"/>
                 <w:sz w:val="17"/>
               </w:rPr>
-              <w:t>Prière de verifier l'information donnée par IDRISSA DIA ou corriger au niveau de la section 1.</w:t>
+              <w:t>Prière de verifier l'information donnée par MAIMOUNA  DIA ou corriger au niveau de la section 1.</w:t>
             </w:r>
           </w:p>
         </w:tc>
@@ -5165,7 +5165,7 @@
                 <w:i w:val="0"/>
                 <w:sz w:val="17"/>
               </w:rPr>
-              <w:t>Prière de verifier l'information donnée par MAIMOUNA  DIA ou corriger au niveau de la section 1.</w:t>
+              <w:t>Prière de verifier l'information donnée par MARIAMA DIA ou corriger au niveau de la section 1.</w:t>
             </w:r>
           </w:p>
         </w:tc>
@@ -5255,7 +5255,7 @@
                 <w:i w:val="0"/>
                 <w:sz w:val="17"/>
               </w:rPr>
-              <w:t>Prière de verifier l'information donnée par MARIAMA DIA ou corriger au niveau de la section 1.</w:t>
+              <w:t>Prière de verifier l'information donnée par OUSMANE DIA ou corriger au niveau de la section 1.</w:t>
             </w:r>
           </w:p>
         </w:tc>
@@ -5314,7 +5314,7 @@
                 <w:color w:val="16A34A"/>
                 <w:sz w:val="16"/>
               </w:rPr>
-              <w:t>—</w:t>
+              <w:t>s01q10_1</w:t>
             </w:r>
           </w:p>
         </w:tc>
@@ -5345,7 +5345,7 @@
                 <w:i w:val="0"/>
                 <w:sz w:val="17"/>
               </w:rPr>
-              <w:t>Prière de verifier l'information donnée par OUSMANE DIA ou corriger au niveau de la section 1.</w:t>
+              <w:t>La taille du ménage lors de l'enquête principale (18) de ce ménage est inférieur à la taille du denombrement (25), prière de fournir des explications concrètes ou aller revisiter le ménage.</w:t>
             </w:r>
           </w:p>
         </w:tc>
@@ -5404,7 +5404,7 @@
                 <w:color w:val="16A34A"/>
                 <w:sz w:val="16"/>
               </w:rPr>
-              <w:t>s01q10_1</w:t>
+              <w:t>—</w:t>
             </w:r>
           </w:p>
         </w:tc>
@@ -5435,7 +5435,7 @@
                 <w:i w:val="0"/>
                 <w:sz w:val="17"/>
               </w:rPr>
-              <w:t>La taille du ménage lors de l'enquête principale (18) de ce ménage est inférieur à la taille du denombrement (25), prière de fournir des explications concrètes ou aller revisiter le ménage.</w:t>
+              <w:t>La dépense de communication de ce ménage est nulle, c'est-à-dire aucun membre n'a dépensé de cartes prépayées, les transferts de crédit, les abonnements et les recharges internet ou de forfaits de données mobiles(hors appels vocaux) au cours de 30 derniers jours.</w:t>
             </w:r>
           </w:p>
         </w:tc>
@@ -5525,547 +5525,7 @@
                 <w:i w:val="0"/>
                 <w:sz w:val="17"/>
               </w:rPr>
-              <w:t>La dépense de communication de ce ménage est nulle, c'est-à-dire aucun membre n'a dépensé de cartes prépayées, les transferts de crédit, les abonnements et les recharges internet ou de forfaits de données mobiles(hors appels vocaux) au cours de 30 derniers jours.</w:t>
-            </w:r>
-          </w:p>
-        </w:tc>
-      </w:tr>
-      <w:tr>
-        <w:tc>
-          <w:tcPr>
-            <w:tcW w:type="dxa" w:w="964"/>
-          </w:tcPr>
-          <w:p>
-            <w:r>
-              <w:rPr>
-                <w:b/>
-                <w:i w:val="0"/>
-                <w:color w:val="EA580C"/>
-                <w:sz w:val="16"/>
-              </w:rPr>
-              <w:t>Moyenne</w:t>
-            </w:r>
-          </w:p>
-        </w:tc>
-        <w:tc>
-          <w:tcPr>
-            <w:tcW w:type="dxa" w:w="1247"/>
-          </w:tcPr>
-          <w:p>
-            <w:r>
-              <w:rPr>
-                <w:b/>
-                <w:i w:val="0"/>
-                <w:sz w:val="16"/>
-              </w:rPr>
-              <w:t>S01</w:t>
-              <w:br/>
-            </w:r>
-            <w:r>
-              <w:rPr>
-                <w:b w:val="0"/>
-                <w:i w:val="0"/>
-                <w:color w:val="64748B"/>
-                <w:sz w:val="14"/>
-              </w:rPr>
-              <w:t>Démographie</w:t>
-            </w:r>
-          </w:p>
-        </w:tc>
-        <w:tc>
-          <w:tcPr>
-            <w:tcW w:type="dxa" w:w="1531"/>
-          </w:tcPr>
-          <w:p>
-            <w:r>
-              <w:rPr>
-                <w:b/>
-                <w:i w:val="0"/>
-                <w:color w:val="16A34A"/>
-                <w:sz w:val="16"/>
-              </w:rPr>
-              <w:t>—</w:t>
-            </w:r>
-          </w:p>
-        </w:tc>
-        <w:tc>
-          <w:tcPr>
-            <w:tcW w:type="dxa" w:w="1191"/>
-          </w:tcPr>
-          <w:p>
-            <w:r>
-              <w:rPr>
-                <w:b w:val="0"/>
-                <w:i w:val="0"/>
-                <w:color w:val="64748B"/>
-                <w:sz w:val="16"/>
-              </w:rPr>
-              <w:t>GT-CQ</w:t>
-            </w:r>
-          </w:p>
-        </w:tc>
-        <w:tc>
-          <w:tcPr>
-            <w:tcW w:type="dxa" w:w="4706"/>
-          </w:tcPr>
-          <w:p>
-            <w:r>
-              <w:rPr>
-                <w:b w:val="0"/>
-                <w:i w:val="0"/>
-                <w:sz w:val="17"/>
-              </w:rPr>
               <w:t>Prière de corriger cette information auprès de l'enquêté ou founir d'explication auprès du QG</w:t>
-            </w:r>
-          </w:p>
-        </w:tc>
-      </w:tr>
-      <w:tr>
-        <w:tc>
-          <w:tcPr>
-            <w:tcW w:type="dxa" w:w="964"/>
-          </w:tcPr>
-          <w:p>
-            <w:r>
-              <w:rPr>
-                <w:b/>
-                <w:i w:val="0"/>
-                <w:color w:val="EA580C"/>
-                <w:sz w:val="16"/>
-              </w:rPr>
-              <w:t>Moyenne</w:t>
-            </w:r>
-          </w:p>
-        </w:tc>
-        <w:tc>
-          <w:tcPr>
-            <w:tcW w:type="dxa" w:w="1247"/>
-          </w:tcPr>
-          <w:p>
-            <w:r>
-              <w:rPr>
-                <w:b/>
-                <w:i w:val="0"/>
-                <w:sz w:val="16"/>
-              </w:rPr>
-              <w:t>S02</w:t>
-              <w:br/>
-            </w:r>
-            <w:r>
-              <w:rPr>
-                <w:b w:val="0"/>
-                <w:i w:val="0"/>
-                <w:color w:val="64748B"/>
-                <w:sz w:val="14"/>
-              </w:rPr>
-              <w:t>Éducation</w:t>
-            </w:r>
-          </w:p>
-        </w:tc>
-        <w:tc>
-          <w:tcPr>
-            <w:tcW w:type="dxa" w:w="1531"/>
-          </w:tcPr>
-          <w:p>
-            <w:r>
-              <w:rPr>
-                <w:b/>
-                <w:i w:val="0"/>
-                <w:color w:val="16A34A"/>
-                <w:sz w:val="16"/>
-              </w:rPr>
-              <w:t>—</w:t>
-            </w:r>
-          </w:p>
-        </w:tc>
-        <w:tc>
-          <w:tcPr>
-            <w:tcW w:type="dxa" w:w="1191"/>
-          </w:tcPr>
-          <w:p>
-            <w:r>
-              <w:rPr>
-                <w:b w:val="0"/>
-                <w:i w:val="0"/>
-                <w:color w:val="64748B"/>
-                <w:sz w:val="16"/>
-              </w:rPr>
-              <w:t>GT-CQ</w:t>
-            </w:r>
-          </w:p>
-        </w:tc>
-        <w:tc>
-          <w:tcPr>
-            <w:tcW w:type="dxa" w:w="4706"/>
-          </w:tcPr>
-          <w:p>
-            <w:r>
-              <w:rPr>
-                <w:b w:val="0"/>
-                <w:i w:val="0"/>
-                <w:sz w:val="17"/>
-              </w:rPr>
-              <w:t>veuillez, s'il vous plait, confirmer les frais de scolarité ( 1000 FCFA) payée de ABSATOU DIA avec le QG ou apporter les corrections nécessaires.</w:t>
-            </w:r>
-          </w:p>
-        </w:tc>
-      </w:tr>
-      <w:tr>
-        <w:tc>
-          <w:tcPr>
-            <w:tcW w:type="dxa" w:w="964"/>
-          </w:tcPr>
-          <w:p>
-            <w:r>
-              <w:rPr>
-                <w:b/>
-                <w:i w:val="0"/>
-                <w:color w:val="EA580C"/>
-                <w:sz w:val="16"/>
-              </w:rPr>
-              <w:t>Moyenne</w:t>
-            </w:r>
-          </w:p>
-        </w:tc>
-        <w:tc>
-          <w:tcPr>
-            <w:tcW w:type="dxa" w:w="1247"/>
-          </w:tcPr>
-          <w:p>
-            <w:r>
-              <w:rPr>
-                <w:b/>
-                <w:i w:val="0"/>
-                <w:sz w:val="16"/>
-              </w:rPr>
-              <w:t>S02</w:t>
-              <w:br/>
-            </w:r>
-            <w:r>
-              <w:rPr>
-                <w:b w:val="0"/>
-                <w:i w:val="0"/>
-                <w:color w:val="64748B"/>
-                <w:sz w:val="14"/>
-              </w:rPr>
-              <w:t>Éducation</w:t>
-            </w:r>
-          </w:p>
-        </w:tc>
-        <w:tc>
-          <w:tcPr>
-            <w:tcW w:type="dxa" w:w="1531"/>
-          </w:tcPr>
-          <w:p>
-            <w:r>
-              <w:rPr>
-                <w:b/>
-                <w:i w:val="0"/>
-                <w:color w:val="16A34A"/>
-                <w:sz w:val="16"/>
-              </w:rPr>
-              <w:t>—</w:t>
-            </w:r>
-          </w:p>
-        </w:tc>
-        <w:tc>
-          <w:tcPr>
-            <w:tcW w:type="dxa" w:w="1191"/>
-          </w:tcPr>
-          <w:p>
-            <w:r>
-              <w:rPr>
-                <w:b w:val="0"/>
-                <w:i w:val="0"/>
-                <w:color w:val="64748B"/>
-                <w:sz w:val="16"/>
-              </w:rPr>
-              <w:t>GT-CQ</w:t>
-            </w:r>
-          </w:p>
-        </w:tc>
-        <w:tc>
-          <w:tcPr>
-            <w:tcW w:type="dxa" w:w="4706"/>
-          </w:tcPr>
-          <w:p>
-            <w:r>
-              <w:rPr>
-                <w:b w:val="0"/>
-                <w:i w:val="0"/>
-                <w:sz w:val="17"/>
-              </w:rPr>
-              <w:t>veuillez, s'il vous plait, confirmer les frais de scolarité ( 1000 FCFA) payée de AISSATA DIA avec le QG ou apporter les corrections nécessaires.</w:t>
-            </w:r>
-          </w:p>
-        </w:tc>
-      </w:tr>
-      <w:tr>
-        <w:tc>
-          <w:tcPr>
-            <w:tcW w:type="dxa" w:w="964"/>
-          </w:tcPr>
-          <w:p>
-            <w:r>
-              <w:rPr>
-                <w:b/>
-                <w:i w:val="0"/>
-                <w:color w:val="EA580C"/>
-                <w:sz w:val="16"/>
-              </w:rPr>
-              <w:t>Moyenne</w:t>
-            </w:r>
-          </w:p>
-        </w:tc>
-        <w:tc>
-          <w:tcPr>
-            <w:tcW w:type="dxa" w:w="1247"/>
-          </w:tcPr>
-          <w:p>
-            <w:r>
-              <w:rPr>
-                <w:b/>
-                <w:i w:val="0"/>
-                <w:sz w:val="16"/>
-              </w:rPr>
-              <w:t>S02</w:t>
-              <w:br/>
-            </w:r>
-            <w:r>
-              <w:rPr>
-                <w:b w:val="0"/>
-                <w:i w:val="0"/>
-                <w:color w:val="64748B"/>
-                <w:sz w:val="14"/>
-              </w:rPr>
-              <w:t>Éducation</w:t>
-            </w:r>
-          </w:p>
-        </w:tc>
-        <w:tc>
-          <w:tcPr>
-            <w:tcW w:type="dxa" w:w="1531"/>
-          </w:tcPr>
-          <w:p>
-            <w:r>
-              <w:rPr>
-                <w:b/>
-                <w:i w:val="0"/>
-                <w:color w:val="16A34A"/>
-                <w:sz w:val="16"/>
-              </w:rPr>
-              <w:t>—</w:t>
-            </w:r>
-          </w:p>
-        </w:tc>
-        <w:tc>
-          <w:tcPr>
-            <w:tcW w:type="dxa" w:w="1191"/>
-          </w:tcPr>
-          <w:p>
-            <w:r>
-              <w:rPr>
-                <w:b w:val="0"/>
-                <w:i w:val="0"/>
-                <w:color w:val="64748B"/>
-                <w:sz w:val="16"/>
-              </w:rPr>
-              <w:t>GT-CQ</w:t>
-            </w:r>
-          </w:p>
-        </w:tc>
-        <w:tc>
-          <w:tcPr>
-            <w:tcW w:type="dxa" w:w="4706"/>
-          </w:tcPr>
-          <w:p>
-            <w:r>
-              <w:rPr>
-                <w:b w:val="0"/>
-                <w:i w:val="0"/>
-                <w:sz w:val="17"/>
-              </w:rPr>
-              <w:t>veuillez, s'il vous plait, confirmer les frais de scolarité ( 1000 FCFA) payée de OUSMANE DIA avec le QG ou apporter les corrections nécessaires.</w:t>
-            </w:r>
-          </w:p>
-        </w:tc>
-      </w:tr>
-      <w:tr>
-        <w:tc>
-          <w:tcPr>
-            <w:tcW w:type="dxa" w:w="964"/>
-          </w:tcPr>
-          <w:p>
-            <w:r>
-              <w:rPr>
-                <w:b/>
-                <w:i w:val="0"/>
-                <w:color w:val="EA580C"/>
-                <w:sz w:val="16"/>
-              </w:rPr>
-              <w:t>Moyenne</w:t>
-            </w:r>
-          </w:p>
-        </w:tc>
-        <w:tc>
-          <w:tcPr>
-            <w:tcW w:type="dxa" w:w="1247"/>
-          </w:tcPr>
-          <w:p>
-            <w:r>
-              <w:rPr>
-                <w:b/>
-                <w:i w:val="0"/>
-                <w:sz w:val="16"/>
-              </w:rPr>
-              <w:t>S02</w:t>
-              <w:br/>
-            </w:r>
-            <w:r>
-              <w:rPr>
-                <w:b w:val="0"/>
-                <w:i w:val="0"/>
-                <w:color w:val="64748B"/>
-                <w:sz w:val="14"/>
-              </w:rPr>
-              <w:t>Éducation</w:t>
-            </w:r>
-          </w:p>
-        </w:tc>
-        <w:tc>
-          <w:tcPr>
-            <w:tcW w:type="dxa" w:w="1531"/>
-          </w:tcPr>
-          <w:p>
-            <w:r>
-              <w:rPr>
-                <w:b/>
-                <w:i w:val="0"/>
-                <w:color w:val="16A34A"/>
-                <w:sz w:val="16"/>
-              </w:rPr>
-              <w:t>—</w:t>
-            </w:r>
-          </w:p>
-        </w:tc>
-        <w:tc>
-          <w:tcPr>
-            <w:tcW w:type="dxa" w:w="1191"/>
-          </w:tcPr>
-          <w:p>
-            <w:r>
-              <w:rPr>
-                <w:b w:val="0"/>
-                <w:i w:val="0"/>
-                <w:color w:val="64748B"/>
-                <w:sz w:val="16"/>
-              </w:rPr>
-              <w:t>GT-CQ</w:t>
-            </w:r>
-          </w:p>
-        </w:tc>
-        <w:tc>
-          <w:tcPr>
-            <w:tcW w:type="dxa" w:w="4706"/>
-          </w:tcPr>
-          <w:p>
-            <w:r>
-              <w:rPr>
-                <w:b w:val="0"/>
-                <w:i w:val="0"/>
-                <w:sz w:val="17"/>
-              </w:rPr>
-              <w:t>veuillez, s'il vous plait, confirmer les frais de scolarité ( 5000 FCFA) payée de ADAMA DIA avec le QG ou apporter les corrections nécessaires.</w:t>
-            </w:r>
-          </w:p>
-        </w:tc>
-      </w:tr>
-      <w:tr>
-        <w:tc>
-          <w:tcPr>
-            <w:tcW w:type="dxa" w:w="964"/>
-          </w:tcPr>
-          <w:p>
-            <w:r>
-              <w:rPr>
-                <w:b/>
-                <w:i w:val="0"/>
-                <w:color w:val="EA580C"/>
-                <w:sz w:val="16"/>
-              </w:rPr>
-              <w:t>Moyenne</w:t>
-            </w:r>
-          </w:p>
-        </w:tc>
-        <w:tc>
-          <w:tcPr>
-            <w:tcW w:type="dxa" w:w="1247"/>
-          </w:tcPr>
-          <w:p>
-            <w:r>
-              <w:rPr>
-                <w:b/>
-                <w:i w:val="0"/>
-                <w:sz w:val="16"/>
-              </w:rPr>
-              <w:t>S02</w:t>
-              <w:br/>
-            </w:r>
-            <w:r>
-              <w:rPr>
-                <w:b w:val="0"/>
-                <w:i w:val="0"/>
-                <w:color w:val="64748B"/>
-                <w:sz w:val="14"/>
-              </w:rPr>
-              <w:t>Éducation</w:t>
-            </w:r>
-          </w:p>
-        </w:tc>
-        <w:tc>
-          <w:tcPr>
-            <w:tcW w:type="dxa" w:w="1531"/>
-          </w:tcPr>
-          <w:p>
-            <w:r>
-              <w:rPr>
-                <w:b/>
-                <w:i w:val="0"/>
-                <w:color w:val="16A34A"/>
-                <w:sz w:val="16"/>
-              </w:rPr>
-              <w:t>—</w:t>
-            </w:r>
-          </w:p>
-        </w:tc>
-        <w:tc>
-          <w:tcPr>
-            <w:tcW w:type="dxa" w:w="1191"/>
-          </w:tcPr>
-          <w:p>
-            <w:r>
-              <w:rPr>
-                <w:b w:val="0"/>
-                <w:i w:val="0"/>
-                <w:color w:val="64748B"/>
-                <w:sz w:val="16"/>
-              </w:rPr>
-              <w:t>GT-CQ</w:t>
-            </w:r>
-          </w:p>
-        </w:tc>
-        <w:tc>
-          <w:tcPr>
-            <w:tcW w:type="dxa" w:w="4706"/>
-          </w:tcPr>
-          <w:p>
-            <w:r>
-              <w:rPr>
-                <w:b w:val="0"/>
-                <w:i w:val="0"/>
-                <w:sz w:val="17"/>
-              </w:rPr>
-              <w:t>veuillez, s'il vous plait, confirmer les frais de scolarité ( 5500 FCFA) payée de MAIMOUNA  DIA avec le QG ou apporter les corrections nécessaires.</w:t>
             </w:r>
           </w:p>
         </w:tc>
